--- a/Arquitectura de Sistemas Computacionales/Clases/Clase 4 - Microservicios y arquitecturas distribuidas/Taller Clase 4 — C4 componentes CloudLite.docx
+++ b/Arquitectura de Sistemas Computacionales/Clases/Clase 4 - Microservicios y arquitecturas distribuidas/Taller Clase 4 — C4 componentes CloudLite.docx
@@ -507,7 +507,7 @@
           <w:color w:val="2B2B2B"/>
           <w:sz w:val="22"/>
         </w:rPr>
-        <w:t>Entrega en ExamLab (examlab.lovable.app/app · módulo Talleres) · domingo 23:59 (regla del Acuerdo). Un envío por equipo.</w:t>
+        <w:t>Entrega en ExamLab (https://examlab.lovable.app/ · módulo Talleres) · domingo 23:59 (regla del Acuerdo). Un envío por equipo.</w:t>
       </w:r>
     </w:p>
     <w:sectPr>

--- a/Arquitectura de Sistemas Computacionales/Clases/Clase 4 - Microservicios y arquitecturas distribuidas/Taller Clase 4 — C4 componentes CloudLite.docx
+++ b/Arquitectura de Sistemas Computacionales/Clases/Clase 4 - Microservicios y arquitecturas distribuidas/Taller Clase 4 — C4 componentes CloudLite.docx
@@ -297,7 +297,7 @@
           <w:color w:val="2B2B2B"/>
           <w:sz w:val="22"/>
         </w:rPr>
-        <w:t>Abran draw.io y creen diagrama Containers/Componentes de CloudLite.</w:t>
+        <w:t>Paso 1: abran el C4 Context de la Clase 1 y escriban la lista canonica de nombres de CloudLite: exactamente 5 contenedores con nombre, responsabilidad en una frase y tecnologia tentativa (por ejemplo SPA Web, API CloudLite, Worker Notificaciones, Base de datos Citas, Cola Notificaciones), verificando que ninguno de los 5 sea un modulo interno de otro y que ningun nombre se repita; esa lista se congela y la reutilizan las clases 7, 11 y 15.</w:t>
       </w:r>
     </w:p>
     <w:p>
@@ -312,7 +312,7 @@
           <w:color w:val="2B2B2B"/>
           <w:sz w:val="22"/>
         </w:rPr>
-        <w:t>Limiten a 2–5 servicios/contenedores lógicos justificados.</w:t>
+        <w:t>Paso 2: escriban en ExamLab el diagrama C4Container en Mermaid con los 5 contenedores dentro de un Container_Boundary, los 2 Person y los 2 System_Ext de la Clase 1, y 8 relaciones etiquetadas con protocolo y puerto, verificando al renderizar que la base de datos usa ContainerDb, la cola usa ContainerQueue y que ningun actor habla directamente con la base de datos.</w:t>
       </w:r>
     </w:p>
     <w:p>
@@ -327,7 +327,7 @@
           <w:color w:val="2B2B2B"/>
           <w:sz w:val="22"/>
         </w:rPr>
-        <w:t>Listen 3 contratos (quién llama a quién, verbo HTTP o evento).</w:t>
+        <w:t>Paso 3: definan los 3 contratos entre partes en una tabla de 6 columnas (ID, consumidor a proveedor, verbo y ruta, request, respuesta 2xx, error de negocio), verificando que al menos un contrato sea asincrono por evento y que cada fila declare un codigo de error de negocio real como 409 CUPO_OCUPADO o 401 TOKEN_INVALIDO, no solo 500.</w:t>
       </w:r>
     </w:p>
     <w:p>
@@ -342,7 +342,7 @@
           <w:color w:val="2B2B2B"/>
           <w:sz w:val="22"/>
         </w:rPr>
-        <w:t>Exporten PNG + archivo .drawio al Drive/repo del PI.</w:t>
+        <w:t>Paso 4: escriban el sequenceDiagram del contrato principal con 5 participantes y un bloque alt que cubra el camino feliz y el camino de error 409, verificando que los nombres de los participantes sean identicos a los 5 contenedores del paso 1 y que el mensaje de error muestre el mismo codigo declarado en la tabla de contratos.</w:t>
       </w:r>
     </w:p>
     <w:p>
@@ -357,7 +357,7 @@
           <w:color w:val="2B2B2B"/>
           <w:sz w:val="22"/>
         </w:rPr>
-        <w:t>En el informe: sección «Arquitectura lógica» + riesgos de distribución.</w:t>
+        <w:t>Paso 5: redacten los 3 riesgos de distribucion con su mitigacion, actualicen la seccion Arquitectura logica del informe con el diagrama y la tabla de contratos, y suban las 5 preguntas a ExamLab (modulo Talleres) antes del domingo 23:59, verificando que la lista canonica de 5 nombres aparezca identica en el diagrama, en los contratos y en el informe.</w:t>
       </w:r>
     </w:p>
     <w:p>
@@ -508,6 +508,241 @@
           <w:sz w:val="22"/>
         </w:rPr>
         <w:t>Entrega en ExamLab (https://examlab.lovable.app/ · módulo Talleres) · domingo 23:59 (regla del Acuerdo). Un envío por equipo.</w:t>
+      </w:r>
+    </w:p>
+    <w:p>
+      <w:pPr>
+        <w:spacing w:after="120" w:before="0"/>
+        <w:jc w:val="left"/>
+      </w:pPr>
+      <w:r>
+        <w:rPr>
+          <w:rFonts w:ascii="Calibri" w:hAnsi="Calibri" w:eastAsia="Calibri"/>
+          <w:b/>
+          <w:color w:val="095292"/>
+          <w:sz w:val="24"/>
+        </w:rPr>
+        <w:t>10. Que vas a resolver en ExamLab</w:t>
+      </w:r>
+    </w:p>
+    <w:p>
+      <w:pPr>
+        <w:spacing w:after="120" w:before="0"/>
+        <w:jc w:val="left"/>
+      </w:pPr>
+      <w:r>
+        <w:rPr>
+          <w:rFonts w:ascii="Calibri" w:hAnsi="Calibri" w:eastAsia="Calibri"/>
+          <w:b w:val="0"/>
+          <w:color w:val="2B2B2B"/>
+          <w:sz w:val="22"/>
+        </w:rPr>
+        <w:t>El estudiante entrega el mapa logico de CloudLite como C4Container renderizado, con 5 contenedores de nombre congelado, 3 contratos con errores de negocio y el flujo principal en un diagrama de secuencia con camino de error.</w:t>
+      </w:r>
+    </w:p>
+    <w:p>
+      <w:pPr>
+        <w:spacing w:after="120" w:before="0"/>
+        <w:jc w:val="left"/>
+      </w:pPr>
+      <w:r>
+        <w:rPr>
+          <w:rFonts w:ascii="Calibri" w:hAnsi="Calibri" w:eastAsia="Calibri"/>
+          <w:b w:val="0"/>
+          <w:color w:val="2B2B2B"/>
+          <w:sz w:val="22"/>
+        </w:rPr>
+        <w:t>El taller se resuelve y se entrega en ExamLab (https://examlab.lovable.app/), en el modulo Talleres. Son 5 preguntas y suman 100 puntos. Lo que sigue es lo que vas a encontrar en cada una, para que sepas de antemano en que forma se responde:</w:t>
+      </w:r>
+    </w:p>
+    <w:p>
+      <w:r>
+        <w:rPr>
+          <w:rFonts w:ascii="Calibri" w:hAnsi="Calibri" w:eastAsia="Calibri"/>
+          <w:b/>
+          <w:color w:val="2B2B2B"/>
+          <w:sz w:val="22"/>
+        </w:rPr>
+        <w:t>Pregunta 1 - Diagrama (Mermaid) (35 pts):</w:t>
+      </w:r>
+      <w:r>
+        <w:rPr>
+          <w:rFonts w:ascii="Calibri" w:hAnsi="Calibri" w:eastAsia="Calibri"/>
+          <w:b w:val="0"/>
+          <w:color w:val="2B2B2B"/>
+          <w:sz w:val="22"/>
+        </w:rPr>
+        <w:t xml:space="preserve"> C4 Container de CloudLite App.</w:t>
+      </w:r>
+    </w:p>
+    <w:p>
+      <w:pPr>
+        <w:pStyle w:val="ListBullet"/>
+        <w:spacing w:after="40"/>
+      </w:pPr>
+      <w:r>
+        <w:rPr>
+          <w:rFonts w:ascii="Calibri" w:hAnsi="Calibri" w:eastAsia="Calibri"/>
+          <w:b w:val="0"/>
+          <w:color w:val="2B2B2B"/>
+          <w:sz w:val="22"/>
+        </w:rPr>
+        <w:t>El diagrama se escribe como texto en sintaxis Mermaid y la plataforma lo dibuja al instante. No hay que exportar imagenes ni salir a otra herramienta.</w:t>
+      </w:r>
+    </w:p>
+    <w:p>
+      <w:r>
+        <w:rPr>
+          <w:rFonts w:ascii="Calibri" w:hAnsi="Calibri" w:eastAsia="Calibri"/>
+          <w:b/>
+          <w:color w:val="2B2B2B"/>
+          <w:sz w:val="22"/>
+        </w:rPr>
+        <w:t>Pregunta 2 - Respuesta escrita (25 pts):</w:t>
+      </w:r>
+      <w:r>
+        <w:rPr>
+          <w:rFonts w:ascii="Calibri" w:hAnsi="Calibri" w:eastAsia="Calibri"/>
+          <w:b w:val="0"/>
+          <w:color w:val="2B2B2B"/>
+          <w:sz w:val="22"/>
+        </w:rPr>
+        <w:t xml:space="preserve"> Los 3 contratos de CloudLite.</w:t>
+      </w:r>
+    </w:p>
+    <w:p>
+      <w:pPr>
+        <w:pStyle w:val="ListBullet"/>
+        <w:spacing w:after="40"/>
+      </w:pPr>
+      <w:r>
+        <w:rPr>
+          <w:rFonts w:ascii="Calibri" w:hAnsi="Calibri" w:eastAsia="Calibri"/>
+          <w:b w:val="0"/>
+          <w:color w:val="2B2B2B"/>
+          <w:sz w:val="22"/>
+        </w:rPr>
+        <w:t>Un cuadro de texto. Se escribe directamente en la plataforma; no se sube archivo.</w:t>
+      </w:r>
+    </w:p>
+    <w:p>
+      <w:r>
+        <w:rPr>
+          <w:rFonts w:ascii="Calibri" w:hAnsi="Calibri" w:eastAsia="Calibri"/>
+          <w:b/>
+          <w:color w:val="2B2B2B"/>
+          <w:sz w:val="22"/>
+        </w:rPr>
+        <w:t>Pregunta 3 - Diagrama (Mermaid) (20 pts):</w:t>
+      </w:r>
+      <w:r>
+        <w:rPr>
+          <w:rFonts w:ascii="Calibri" w:hAnsi="Calibri" w:eastAsia="Calibri"/>
+          <w:b w:val="0"/>
+          <w:color w:val="2B2B2B"/>
+          <w:sz w:val="22"/>
+        </w:rPr>
+        <w:t xml:space="preserve"> Flujo del contrato C-01 con su camino de error.</w:t>
+      </w:r>
+    </w:p>
+    <w:p>
+      <w:pPr>
+        <w:pStyle w:val="ListBullet"/>
+        <w:spacing w:after="40"/>
+      </w:pPr>
+      <w:r>
+        <w:rPr>
+          <w:rFonts w:ascii="Calibri" w:hAnsi="Calibri" w:eastAsia="Calibri"/>
+          <w:b w:val="0"/>
+          <w:color w:val="2B2B2B"/>
+          <w:sz w:val="22"/>
+        </w:rPr>
+        <w:t>El diagrama se escribe como texto en sintaxis Mermaid y la plataforma lo dibuja al instante. No hay que exportar imagenes ni salir a otra herramienta.</w:t>
+      </w:r>
+    </w:p>
+    <w:p>
+      <w:r>
+        <w:rPr>
+          <w:rFonts w:ascii="Calibri" w:hAnsi="Calibri" w:eastAsia="Calibri"/>
+          <w:b/>
+          <w:color w:val="2B2B2B"/>
+          <w:sz w:val="22"/>
+        </w:rPr>
+        <w:t>Pregunta 4 - Respuesta escrita (12 pts):</w:t>
+      </w:r>
+      <w:r>
+        <w:rPr>
+          <w:rFonts w:ascii="Calibri" w:hAnsi="Calibri" w:eastAsia="Calibri"/>
+          <w:b w:val="0"/>
+          <w:color w:val="2B2B2B"/>
+          <w:sz w:val="22"/>
+        </w:rPr>
+        <w:t xml:space="preserve"> Riesgos de partir el sistema.</w:t>
+      </w:r>
+    </w:p>
+    <w:p>
+      <w:pPr>
+        <w:pStyle w:val="ListBullet"/>
+        <w:spacing w:after="40"/>
+      </w:pPr>
+      <w:r>
+        <w:rPr>
+          <w:rFonts w:ascii="Calibri" w:hAnsi="Calibri" w:eastAsia="Calibri"/>
+          <w:b w:val="0"/>
+          <w:color w:val="2B2B2B"/>
+          <w:sz w:val="22"/>
+        </w:rPr>
+        <w:t>Un cuadro de texto. Se escribe directamente en la plataforma; no se sube archivo.</w:t>
+      </w:r>
+    </w:p>
+    <w:p>
+      <w:r>
+        <w:rPr>
+          <w:rFonts w:ascii="Calibri" w:hAnsi="Calibri" w:eastAsia="Calibri"/>
+          <w:b/>
+          <w:color w:val="2B2B2B"/>
+          <w:sz w:val="22"/>
+        </w:rPr>
+        <w:t>Pregunta 5 - Seleccion multiple (8 pts):</w:t>
+      </w:r>
+      <w:r>
+        <w:rPr>
+          <w:rFonts w:ascii="Calibri" w:hAnsi="Calibri" w:eastAsia="Calibri"/>
+          <w:b w:val="0"/>
+          <w:color w:val="2B2B2B"/>
+          <w:sz w:val="22"/>
+        </w:rPr>
+        <w:t xml:space="preserve"> Antipatrones de arquitectura distribuida.</w:t>
+      </w:r>
+    </w:p>
+    <w:p>
+      <w:pPr>
+        <w:pStyle w:val="ListBullet"/>
+        <w:spacing w:after="40"/>
+      </w:pPr>
+      <w:r>
+        <w:rPr>
+          <w:rFonts w:ascii="Calibri" w:hAnsi="Calibri" w:eastAsia="Calibri"/>
+          <w:b w:val="0"/>
+          <w:color w:val="2B2B2B"/>
+          <w:sz w:val="22"/>
+        </w:rPr>
+        <w:t>Varias opciones y mas de una correcta; marque todas las que apliquen.</w:t>
+      </w:r>
+    </w:p>
+    <w:p>
+      <w:pPr>
+        <w:spacing w:after="120" w:before="0"/>
+        <w:jc w:val="left"/>
+      </w:pPr>
+      <w:r>
+        <w:rPr>
+          <w:rFonts w:ascii="Calibri" w:hAnsi="Calibri" w:eastAsia="Calibri"/>
+          <w:b w:val="0"/>
+          <w:color w:val="2B2B2B"/>
+          <w:sz w:val="22"/>
+        </w:rPr>
+        <w:t>Cada pregunta trae su propio enunciado completo dentro de la plataforma: puedes resolver el taller leyendo solo ExamLab. Este documento sirve para prepararte y para trabajar en equipo antes de responder.</w:t>
       </w:r>
     </w:p>
     <w:sectPr>

--- a/Arquitectura de Sistemas Computacionales/Clases/Clase 4 - Microservicios y arquitecturas distribuidas/Taller Clase 4 — C4 componentes CloudLite.docx
+++ b/Arquitectura de Sistemas Computacionales/Clases/Clase 4 - Microservicios y arquitecturas distribuidas/Taller Clase 4 — C4 componentes CloudLite.docx
@@ -402,7 +402,7 @@
           <w:color w:val="2B2B2B"/>
           <w:sz w:val="22"/>
         </w:rPr>
-        <w:t>Cualquier integrante puede explicar la decisión en 60 segundos.</w:t>
+        <w:t>Puedes explicar tu decisión en 60 segundos (si trabajas en equipo autorizado, cualquier integrante debe poder hacerlo).</w:t>
       </w:r>
     </w:p>
     <w:p>
@@ -507,7 +507,7 @@
           <w:color w:val="2B2B2B"/>
           <w:sz w:val="22"/>
         </w:rPr>
-        <w:t>Entrega en ExamLab (https://examlab.lovable.app/ · módulo Talleres) · domingo 23:59 (regla del Acuerdo). Un envío por equipo.</w:t>
+        <w:t>Entrega en ExamLab (https://examlab.lovable.app/ · módulo Talleres) · domingo 23:59 (regla del Acuerdo). Modalidad de trabajo: individual por defecto; el docente puede autorizar equipos de 2 o 3 y en ese caso el artefacto puede ser compartido, pero el envío en ExamLab es siempre individual (responde con tus propias palabras).</w:t>
       </w:r>
     </w:p>
     <w:p>
@@ -742,7 +742,7 @@
           <w:color w:val="2B2B2B"/>
           <w:sz w:val="22"/>
         </w:rPr>
-        <w:t>Cada pregunta trae su propio enunciado completo dentro de la plataforma: puedes resolver el taller leyendo solo ExamLab. Este documento sirve para prepararte y para trabajar en equipo antes de responder.</w:t>
+        <w:t>Cada pregunta trae su propio enunciado completo dentro de la plataforma: puedes resolver el taller leyendo solo ExamLab. Este documento sirve para prepararte y conservar tus respuestas. La actividad es individual; si el docente autoriza trabajo en equipo, la entrega en ExamLab sigue siendo individual.</w:t>
       </w:r>
     </w:p>
     <w:sectPr>

--- a/Arquitectura de Sistemas Computacionales/Clases/Clase 4 - Microservicios y arquitecturas distribuidas/Taller Clase 4 — C4 componentes CloudLite.docx
+++ b/Arquitectura de Sistemas Computacionales/Clases/Clase 4 - Microservicios y arquitecturas distribuidas/Taller Clase 4 — C4 componentes CloudLite.docx
@@ -507,7 +507,7 @@
           <w:color w:val="2B2B2B"/>
           <w:sz w:val="22"/>
         </w:rPr>
-        <w:t>Entrega en ExamLab (https://examlab.lovable.app/ · módulo Talleres) · domingo 23:59 (regla del Acuerdo). Modalidad de trabajo: individual por defecto; el docente puede autorizar equipos de 2 o 3 y en ese caso el artefacto puede ser compartido, pero el envío en ExamLab es siempre individual (responde con tus propias palabras).</w:t>
+        <w:t>Entrega en ExamLab (https://uniaj.examlab.workers.dev/ · módulo Talleres) · domingo 23:59 (regla del Acuerdo). Modalidad de trabajo: individual por defecto; el docente puede autorizar equipos de 2 o 3 y en ese caso el artefacto puede ser compartido, pero el envío en ExamLab es siempre individual (responde con tus propias palabras).</w:t>
       </w:r>
     </w:p>
     <w:p>
@@ -552,7 +552,7 @@
           <w:color w:val="2B2B2B"/>
           <w:sz w:val="22"/>
         </w:rPr>
-        <w:t>El taller se resuelve y se entrega en ExamLab (https://examlab.lovable.app/), en el modulo Talleres. Son 5 preguntas y suman 100 puntos. Lo que sigue es lo que vas a encontrar en cada una, para que sepas de antemano en que forma se responde:</w:t>
+        <w:t>El taller se resuelve y se entrega en ExamLab (https://uniaj.examlab.workers.dev/), en el modulo Talleres. Son 5 preguntas y suman 100 puntos. Lo que sigue es lo que vas a encontrar en cada una, para que sepas de antemano en que forma se responde:</w:t>
       </w:r>
     </w:p>
     <w:p>

--- a/Arquitectura de Sistemas Computacionales/Clases/Clase 4 - Microservicios y arquitecturas distribuidas/Taller Clase 4 — C4 componentes CloudLite.docx
+++ b/Arquitectura de Sistemas Computacionales/Clases/Clase 4 - Microservicios y arquitecturas distribuidas/Taller Clase 4 — C4 componentes CloudLite.docx
@@ -587,7 +587,7 @@
           <w:color w:val="2B2B2B"/>
           <w:sz w:val="22"/>
         </w:rPr>
-        <w:t>El diagrama se escribe como texto en sintaxis Mermaid y la plataforma lo dibuja al instante. No hay que exportar imagenes ni salir a otra herramienta.</w:t>
+        <w:t>El diagrama se escribe como texto en sintaxis Mermaid y la plataforma lo dibuja al instante: no se sube una imagen. Puedes disenarlo primero a mano en Excalidraw o draw.io y pedirle a una IA que lo traduzca a Mermaid (ver «Del boceto al codigo Mermaid» mas abajo).</w:t>
       </w:r>
     </w:p>
     <w:p>
@@ -657,7 +657,7 @@
           <w:color w:val="2B2B2B"/>
           <w:sz w:val="22"/>
         </w:rPr>
-        <w:t>El diagrama se escribe como texto en sintaxis Mermaid y la plataforma lo dibuja al instante. No hay que exportar imagenes ni salir a otra herramienta.</w:t>
+        <w:t>El diagrama se escribe como texto en sintaxis Mermaid y la plataforma lo dibuja al instante: no se sube una imagen. Puedes disenarlo primero a mano en Excalidraw o draw.io y pedirle a una IA que lo traduzca a Mermaid (ver «Del boceto al codigo Mermaid» mas abajo).</w:t>
       </w:r>
     </w:p>
     <w:p>
@@ -728,6 +728,131 @@
           <w:sz w:val="22"/>
         </w:rPr>
         <w:t>Varias opciones y mas de una correcta; marque todas las que apliquen.</w:t>
+      </w:r>
+    </w:p>
+    <w:p>
+      <w:pPr>
+        <w:spacing w:after="120" w:before="0"/>
+        <w:jc w:val="left"/>
+      </w:pPr>
+      <w:r>
+        <w:rPr>
+          <w:rFonts w:ascii="Calibri" w:hAnsi="Calibri" w:eastAsia="Calibri"/>
+          <w:b/>
+          <w:color w:val="095292"/>
+          <w:sz w:val="22"/>
+        </w:rPr>
+        <w:t>Del boceto al codigo Mermaid</w:t>
+      </w:r>
+    </w:p>
+    <w:p>
+      <w:pPr>
+        <w:spacing w:after="120" w:before="0"/>
+        <w:jc w:val="left"/>
+      </w:pPr>
+      <w:r>
+        <w:rPr>
+          <w:rFonts w:ascii="Calibri" w:hAnsi="Calibri" w:eastAsia="Calibri"/>
+          <w:b w:val="0"/>
+          <w:color w:val="2B2B2B"/>
+          <w:sz w:val="22"/>
+        </w:rPr>
+        <w:t>La pregunta de diagrama NO recibe imagenes: se responde con codigo Mermaid (`C4Container` y `sequenceDiagram`) que la plataforma dibuja al instante. No tienes que escribirlo de memoria; el camino corto es este:</w:t>
+      </w:r>
+    </w:p>
+    <w:p>
+      <w:r>
+        <w:rPr>
+          <w:rFonts w:ascii="Calibri" w:hAnsi="Calibri" w:eastAsia="Calibri"/>
+          <w:b/>
+          <w:color w:val="2B2B2B"/>
+          <w:sz w:val="22"/>
+        </w:rPr>
+        <w:t>1. Disena visual:</w:t>
+      </w:r>
+      <w:r>
+        <w:rPr>
+          <w:rFonts w:ascii="Calibri" w:hAnsi="Calibri" w:eastAsia="Calibri"/>
+          <w:b w:val="0"/>
+          <w:color w:val="2B2B2B"/>
+          <w:sz w:val="22"/>
+        </w:rPr>
+        <w:t xml:space="preserve"> Dibuja el diagrama como quieras en Excalidraw o draw.io: es mas rapido arrastrar cajas que escribir codigo, y ahi es donde piensas el modelo.</w:t>
+      </w:r>
+    </w:p>
+    <w:p>
+      <w:r>
+        <w:rPr>
+          <w:rFonts w:ascii="Calibri" w:hAnsi="Calibri" w:eastAsia="Calibri"/>
+          <w:b/>
+          <w:color w:val="2B2B2B"/>
+          <w:sz w:val="22"/>
+        </w:rPr>
+        <w:t>2. Traduce con IA:</w:t>
+      </w:r>
+      <w:r>
+        <w:rPr>
+          <w:rFonts w:ascii="Calibri" w:hAnsi="Calibri" w:eastAsia="Calibri"/>
+          <w:b w:val="0"/>
+          <w:color w:val="2B2B2B"/>
+          <w:sz w:val="22"/>
+        </w:rPr>
+        <w:t xml:space="preserve"> Copia o describe tu boceto a una IA y pidele el codigo Mermaid: «convierte este diagrama a Mermaid usando el tipo que pide el enunciado». Revisa el resultado: la IA acierta la sintaxis, no tu modelo.</w:t>
+      </w:r>
+    </w:p>
+    <w:p>
+      <w:r>
+        <w:rPr>
+          <w:rFonts w:ascii="Calibri" w:hAnsi="Calibri" w:eastAsia="Calibri"/>
+          <w:b/>
+          <w:color w:val="2B2B2B"/>
+          <w:sz w:val="22"/>
+        </w:rPr>
+        <w:t>3. Pega y renderiza en ExamLab:</w:t>
+      </w:r>
+      <w:r>
+        <w:rPr>
+          <w:rFonts w:ascii="Calibri" w:hAnsi="Calibri" w:eastAsia="Calibri"/>
+          <w:b w:val="0"/>
+          <w:color w:val="2B2B2B"/>
+          <w:sz w:val="22"/>
+        </w:rPr>
+        <w:t xml:space="preserve"> Pega ese codigo en la caja de texto de la pregunta y mira como lo dibuja la plataforma. Si no renderiza, corrige ahi mismo: lo que se califica es el diagrama renderizado dentro de ExamLab.</w:t>
+      </w:r>
+    </w:p>
+    <w:p>
+      <w:r>
+        <w:rPr>
+          <w:rFonts w:ascii="Calibri" w:hAnsi="Calibri" w:eastAsia="Calibri"/>
+          <w:b/>
+          <w:color w:val="2B2B2B"/>
+          <w:sz w:val="22"/>
+        </w:rPr>
+        <w:t>4. Guarda el PNG para tu PI:</w:t>
+      </w:r>
+      <w:r>
+        <w:rPr>
+          <w:rFonts w:ascii="Calibri" w:hAnsi="Calibri" w:eastAsia="Calibri"/>
+          <w:b w:val="0"/>
+          <w:color w:val="2B2B2B"/>
+          <w:sz w:val="22"/>
+        </w:rPr>
+        <w:t xml:space="preserve"> Exporta tambien la imagen a la carpeta de tu Proyecto Integrador. Esa copia es para tu informe; no reemplaza la respuesta en la plataforma.</w:t>
+      </w:r>
+    </w:p>
+    <w:p>
+      <w:pPr>
+        <w:spacing w:after="120" w:before="0"/>
+        <w:jc w:val="left"/>
+      </w:pPr>
+      <w:r>
+        <w:rPr>
+          <w:rFonts w:ascii="Calibri" w:hAnsi="Calibri" w:eastAsia="Calibri"/>
+          <w:b w:val="0"/>
+          <w:color w:val="2B2B2B"/>
+          <w:sz w:val="22"/>
+        </w:rPr>
+        <w:t>Si la IA te devuelve algo que no renderiza, no lo pegues tal cual: corrigelo en ExamLab hasta ver el dibujo. Un diagrama que no renderiza no se puede calificar.</w:t>
       </w:r>
     </w:p>
     <w:p>

--- a/Arquitectura de Sistemas Computacionales/Clases/Clase 4 - Microservicios y arquitecturas distribuidas/Taller Clase 4 — C4 componentes CloudLite.docx
+++ b/Arquitectura de Sistemas Computacionales/Clases/Clase 4 - Microservicios y arquitecturas distribuidas/Taller Clase 4 — C4 componentes CloudLite.docx
@@ -297,7 +297,7 @@
           <w:color w:val="2B2B2B"/>
           <w:sz w:val="22"/>
         </w:rPr>
-        <w:t>Paso 1: abran el C4 Context de la Clase 1 y escriban la lista canonica de nombres de CloudLite: exactamente 5 contenedores con nombre, responsabilidad en una frase y tecnologia tentativa (por ejemplo SPA Web, API CloudLite, Worker Notificaciones, Base de datos Citas, Cola Notificaciones), verificando que ninguno de los 5 sea un modulo interno de otro y que ningun nombre se repita; esa lista se congela y la reutilizan las clases 7, 11 y 15.</w:t>
+        <w:t>Paso 1: decida en la pregunta 12 si su CloudLite es un monolito modular o microservicios, con los dos criterios aplicados a su caso (tamano del equipo con numero y plazo, y que partes cambian juntas) y lo que gana y pierde; verifique que no escribio «un poco de los dos», porque eso vale cero.</w:t>
       </w:r>
     </w:p>
     <w:p>
@@ -312,7 +312,7 @@
           <w:color w:val="2B2B2B"/>
           <w:sz w:val="22"/>
         </w:rPr>
-        <w:t>Paso 2: escriban en ExamLab el diagrama C4Container en Mermaid con los 5 contenedores dentro de un Container_Boundary, los 2 Person y los 2 System_Ext de la Clase 1, y 8 relaciones etiquetadas con protocolo y puerto, verificando al renderizar que la base de datos usa ContainerDb, la cola usa ContainerQueue y que ningun actor habla directamente con la base de datos.</w:t>
+        <w:t>Paso 2: modele en la pregunta 13 el C4 Container partiendo del C4 Context de la pregunta 3, con entre 2 y 5 contenedores coherentes con la decision anterior, los almacenes de datos como ContainerDb y toda flecha con protocolo y formato; verifique que los nombres de sistema, actores y sistemas externos sean identicos a los del Context.</w:t>
       </w:r>
     </w:p>
     <w:p>
@@ -327,7 +327,7 @@
           <w:color w:val="2B2B2B"/>
           <w:sz w:val="22"/>
         </w:rPr>
-        <w:t>Paso 3: definan los 3 contratos entre partes en una tabla de 6 columnas (ID, consumidor a proveedor, verbo y ruta, request, respuesta 2xx, error de negocio), verificando que al menos un contrato sea asincrono por evento y que cada fila declare un codigo de error de negocio real como 409 CUPO_OCUPADO o 401 TOKEN_INVALIDO, no solo 500.</w:t>
+        <w:t>Paso 3: liste en la pregunta 14 los 3 contratos con quien llama a quien usando los nombres exactos del diagrama, el verbo y la ruta (o el evento) y el error de negocio con su codigo y su significado en el dominio; verifique que al menos uno sea un 409 de conflicto y que ninguno diga «500 error del servidor».</w:t>
       </w:r>
     </w:p>
     <w:p>
@@ -342,22 +342,7 @@
           <w:color w:val="2B2B2B"/>
           <w:sz w:val="22"/>
         </w:rPr>
-        <w:t>Paso 4: escriban el sequenceDiagram del contrato principal con 5 participantes y un bloque alt que cubra el camino feliz y el camino de error 409, verificando que los nombres de los participantes sean identicos a los 5 contenedores del paso 1 y que el mensaje de error muestre el mismo codigo declarado en la tabla de contratos.</w:t>
-      </w:r>
-    </w:p>
-    <w:p>
-      <w:pPr>
-        <w:pStyle w:val="ListBullet"/>
-        <w:spacing w:after="40"/>
-      </w:pPr>
-      <w:r>
-        <w:rPr>
-          <w:rFonts w:ascii="Calibri" w:hAnsi="Calibri" w:eastAsia="Calibri"/>
-          <w:b w:val="0"/>
-          <w:color w:val="2B2B2B"/>
-          <w:sz w:val="22"/>
-        </w:rPr>
-        <w:t>Paso 5: redacten los 3 riesgos de distribucion con su mitigacion, actualicen la seccion Arquitectura logica del informe con el diagrama y la tabla de contratos, y suban las 5 preguntas a ExamLab (modulo Talleres) antes del domingo 23:59, verificando que la lista canonica de 5 nombres aparezca identica en el diagrama, en los contratos y en el informe.</w:t>
+        <w:t>Paso 4: analice en la pregunta 15 los tres riesgos de distribucion nombrando una caja concreta que se cae, contando los saltos de red de una operacion de punta a punta y nombrando un dato expuesto a inconsistencia; con esto la actividad del Corte 1 queda completa y se entrega en ExamLab antes del domingo 23:59 de esta semana.</w:t>
       </w:r>
     </w:p>
     <w:p>
@@ -537,7 +522,7 @@
           <w:color w:val="2B2B2B"/>
           <w:sz w:val="22"/>
         </w:rPr>
-        <w:t>El estudiante entrega el mapa logico de CloudLite como C4Container renderizado, con 5 contenedores de nombre congelado, 3 contratos con errores de negocio y el flujo principal en un diagrama de secuencia con camino de error.</w:t>
+        <w:t>Las preguntas 12 a 15 de la actividad del Corte 1, que la cierran. El estudiante decide si parte el sistema, modela el C4 Container reutilizando los nombres del Context, define 3 contratos con su error de negocio y analiza los riesgos que introdujo al distribuir.</w:t>
       </w:r>
     </w:p>
     <w:p>
@@ -552,7 +537,7 @@
           <w:color w:val="2B2B2B"/>
           <w:sz w:val="22"/>
         </w:rPr>
-        <w:t>El taller se resuelve y se entrega en ExamLab (https://uniaj.examlab.workers.dev/), en el modulo Talleres. Son 5 preguntas y suman 100 puntos. Lo que sigue es lo que vas a encontrar en cada una, para que sepas de antemano en que forma se responde:</w:t>
+        <w:t>El taller se resuelve y se entrega en ExamLab (https://uniaj.examlab.workers.dev/), en el modulo Talleres. Son 4 preguntas y suman 25 puntos. Lo que sigue es lo que vas a encontrar en cada una, para que sepas de antemano en que forma se responde:</w:t>
       </w:r>
     </w:p>
     <w:p>
@@ -563,7 +548,7 @@
           <w:color w:val="2B2B2B"/>
           <w:sz w:val="22"/>
         </w:rPr>
-        <w:t>Pregunta 1 - Diagrama (Mermaid) (35 pts):</w:t>
+        <w:t>Pregunta 12 - Respuesta escrita (4.0 pts):</w:t>
       </w:r>
       <w:r>
         <w:rPr>
@@ -572,7 +557,42 @@
           <w:color w:val="2B2B2B"/>
           <w:sz w:val="22"/>
         </w:rPr>
-        <w:t xml:space="preserve"> C4 Container de CloudLite App.</w:t>
+        <w:t xml:space="preserve"> Monolito modular o microservicios para su CloudLite.</w:t>
+      </w:r>
+    </w:p>
+    <w:p>
+      <w:pPr>
+        <w:pStyle w:val="ListBullet"/>
+        <w:spacing w:after="40"/>
+      </w:pPr>
+      <w:r>
+        <w:rPr>
+          <w:rFonts w:ascii="Calibri" w:hAnsi="Calibri" w:eastAsia="Calibri"/>
+          <w:b w:val="0"/>
+          <w:color w:val="2B2B2B"/>
+          <w:sz w:val="22"/>
+        </w:rPr>
+        <w:t>Un cuadro de texto. Se escribe directamente en la plataforma; no se sube archivo.</w:t>
+      </w:r>
+    </w:p>
+    <w:p>
+      <w:r>
+        <w:rPr>
+          <w:rFonts w:ascii="Calibri" w:hAnsi="Calibri" w:eastAsia="Calibri"/>
+          <w:b/>
+          <w:color w:val="2B2B2B"/>
+          <w:sz w:val="22"/>
+        </w:rPr>
+        <w:t>Pregunta 13 - Diagrama (Mermaid) (11.0 pts):</w:t>
+      </w:r>
+      <w:r>
+        <w:rPr>
+          <w:rFonts w:ascii="Calibri" w:hAnsi="Calibri" w:eastAsia="Calibri"/>
+          <w:b w:val="0"/>
+          <w:color w:val="2B2B2B"/>
+          <w:sz w:val="22"/>
+        </w:rPr>
+        <w:t xml:space="preserve"> C4 Containers de CloudLite App.</w:t>
       </w:r>
     </w:p>
     <w:p>
@@ -598,7 +618,7 @@
           <w:color w:val="2B2B2B"/>
           <w:sz w:val="22"/>
         </w:rPr>
-        <w:t>Pregunta 2 - Respuesta escrita (25 pts):</w:t>
+        <w:t>Pregunta 14 - Respuesta escrita (7.0 pts):</w:t>
       </w:r>
       <w:r>
         <w:rPr>
@@ -607,7 +627,7 @@
           <w:color w:val="2B2B2B"/>
           <w:sz w:val="22"/>
         </w:rPr>
-        <w:t xml:space="preserve"> Los 3 contratos de CloudLite.</w:t>
+        <w:t xml:space="preserve"> Los tres contratos de CloudLite.</w:t>
       </w:r>
     </w:p>
     <w:p>
@@ -633,7 +653,7 @@
           <w:color w:val="2B2B2B"/>
           <w:sz w:val="22"/>
         </w:rPr>
-        <w:t>Pregunta 3 - Diagrama (Mermaid) (20 pts):</w:t>
+        <w:t>Pregunta 15 - Respuesta escrita (3.0 pts):</w:t>
       </w:r>
       <w:r>
         <w:rPr>
@@ -642,42 +662,7 @@
           <w:color w:val="2B2B2B"/>
           <w:sz w:val="22"/>
         </w:rPr>
-        <w:t xml:space="preserve"> Flujo del contrato C-01 con su camino de error.</w:t>
-      </w:r>
-    </w:p>
-    <w:p>
-      <w:pPr>
-        <w:pStyle w:val="ListBullet"/>
-        <w:spacing w:after="40"/>
-      </w:pPr>
-      <w:r>
-        <w:rPr>
-          <w:rFonts w:ascii="Calibri" w:hAnsi="Calibri" w:eastAsia="Calibri"/>
-          <w:b w:val="0"/>
-          <w:color w:val="2B2B2B"/>
-          <w:sz w:val="22"/>
-        </w:rPr>
-        <w:t>El diagrama se escribe como texto en sintaxis Mermaid y la plataforma lo dibuja al instante: no se sube una imagen. Puedes disenarlo primero a mano en Excalidraw o draw.io y pedirle a una IA que lo traduzca a Mermaid (ver «Del boceto al codigo Mermaid» mas abajo).</w:t>
-      </w:r>
-    </w:p>
-    <w:p>
-      <w:r>
-        <w:rPr>
-          <w:rFonts w:ascii="Calibri" w:hAnsi="Calibri" w:eastAsia="Calibri"/>
-          <w:b/>
-          <w:color w:val="2B2B2B"/>
-          <w:sz w:val="22"/>
-        </w:rPr>
-        <w:t>Pregunta 4 - Respuesta escrita (12 pts):</w:t>
-      </w:r>
-      <w:r>
-        <w:rPr>
-          <w:rFonts w:ascii="Calibri" w:hAnsi="Calibri" w:eastAsia="Calibri"/>
-          <w:b w:val="0"/>
-          <w:color w:val="2B2B2B"/>
-          <w:sz w:val="22"/>
-        </w:rPr>
-        <w:t xml:space="preserve"> Riesgos de partir el sistema.</w:t>
+        <w:t xml:space="preserve"> Riesgos de distribucion de su arquitectura.</w:t>
       </w:r>
     </w:p>
     <w:p>
@@ -693,41 +678,6 @@
           <w:sz w:val="22"/>
         </w:rPr>
         <w:t>Un cuadro de texto. Se escribe directamente en la plataforma; no se sube archivo.</w:t>
-      </w:r>
-    </w:p>
-    <w:p>
-      <w:r>
-        <w:rPr>
-          <w:rFonts w:ascii="Calibri" w:hAnsi="Calibri" w:eastAsia="Calibri"/>
-          <w:b/>
-          <w:color w:val="2B2B2B"/>
-          <w:sz w:val="22"/>
-        </w:rPr>
-        <w:t>Pregunta 5 - Seleccion multiple (8 pts):</w:t>
-      </w:r>
-      <w:r>
-        <w:rPr>
-          <w:rFonts w:ascii="Calibri" w:hAnsi="Calibri" w:eastAsia="Calibri"/>
-          <w:b w:val="0"/>
-          <w:color w:val="2B2B2B"/>
-          <w:sz w:val="22"/>
-        </w:rPr>
-        <w:t xml:space="preserve"> Antipatrones de arquitectura distribuida.</w:t>
-      </w:r>
-    </w:p>
-    <w:p>
-      <w:pPr>
-        <w:pStyle w:val="ListBullet"/>
-        <w:spacing w:after="40"/>
-      </w:pPr>
-      <w:r>
-        <w:rPr>
-          <w:rFonts w:ascii="Calibri" w:hAnsi="Calibri" w:eastAsia="Calibri"/>
-          <w:b w:val="0"/>
-          <w:color w:val="2B2B2B"/>
-          <w:sz w:val="22"/>
-        </w:rPr>
-        <w:t>Varias opciones y mas de una correcta; marque todas las que apliquen.</w:t>
       </w:r>
     </w:p>
     <w:p>
@@ -757,7 +707,7 @@
           <w:color w:val="2B2B2B"/>
           <w:sz w:val="22"/>
         </w:rPr>
-        <w:t>La pregunta de diagrama NO recibe imagenes: se responde con codigo Mermaid (`C4Container` y `sequenceDiagram`) que la plataforma dibuja al instante. No tienes que escribirlo de memoria; el camino corto es este:</w:t>
+        <w:t>La pregunta de diagrama NO recibe imagenes: se responde con codigo Mermaid (`C4Container`) que la plataforma dibuja al instante. No tienes que escribirlo de memoria; el camino corto es este:</w:t>
       </w:r>
     </w:p>
     <w:p>
@@ -797,7 +747,7 @@
           <w:color w:val="2B2B2B"/>
           <w:sz w:val="22"/>
         </w:rPr>
-        <w:t xml:space="preserve"> Copia o describe tu boceto a una IA y pidele el codigo Mermaid: «convierte este diagrama a Mermaid usando el tipo que pide el enunciado». Revisa el resultado: la IA acierta la sintaxis, no tu modelo.</w:t>
+        <w:t xml:space="preserve"> Copia o describe tu boceto a una IA y pidele el codigo Mermaid: «convierte este diagrama a Mermaid usando `C4Container`». Revisa el resultado: la IA acierta la sintaxis, no tu modelo.</w:t>
       </w:r>
     </w:p>
     <w:p>

--- a/Arquitectura de Sistemas Computacionales/Clases/Clase 4 - Microservicios y arquitecturas distribuidas/Taller Clase 4 — C4 componentes CloudLite.docx
+++ b/Arquitectura de Sistemas Computacionales/Clases/Clase 4 - Microservicios y arquitecturas distribuidas/Taller Clase 4 — C4 componentes CloudLite.docx
@@ -507,7 +507,7 @@
           <w:color w:val="095292"/>
           <w:sz w:val="24"/>
         </w:rPr>
-        <w:t>10. Que vas a resolver en ExamLab</w:t>
+        <w:t>10. Qué vas a resolver en ExamLab</w:t>
       </w:r>
     </w:p>
     <w:p>
@@ -707,7 +707,7 @@
           <w:color w:val="2B2B2B"/>
           <w:sz w:val="22"/>
         </w:rPr>
-        <w:t>La pregunta de diagrama NO recibe imagenes: se responde con codigo Mermaid (`C4Container`) que la plataforma dibuja al instante. No tienes que escribirlo de memoria; el camino corto es este:</w:t>
+        <w:t>La pregunta de diagrama NO recibe imagenes: se responde con codigo Mermaid («C4Container») que la plataforma dibuja al instante. No tienes que escribirlo de memoria; el camino corto es este:</w:t>
       </w:r>
     </w:p>
     <w:p>
@@ -747,7 +747,7 @@
           <w:color w:val="2B2B2B"/>
           <w:sz w:val="22"/>
         </w:rPr>
-        <w:t xml:space="preserve"> Copia o describe tu boceto a una IA y pidele el codigo Mermaid: «convierte este diagrama a Mermaid usando `C4Container`». Revisa el resultado: la IA acierta la sintaxis, no tu modelo.</w:t>
+        <w:t xml:space="preserve"> Copia o describe tu boceto a una IA y pidele el codigo Mermaid: «convierte este diagrama a Mermaid usando «C4Container»». Revisa el resultado: la IA acierta la sintaxis, no tu modelo.</w:t>
       </w:r>
     </w:p>
     <w:p>
